--- a/transcripts/PetroNoia/PN-06-25-Bob Smith.docx
+++ b/transcripts/PetroNoia/PN-06-25-Bob Smith.docx
@@ -8,7 +8,25 @@
         <w:pStyle w:val="Ttulo"/>
       </w:pPr>
       <w:r>
+        <w:rPr/>
         <w:t>petronoia bob smith audio</w:t>
+      </w:r>
+    </w:p>
+    <w:p>
+      <w:pPr>
+        <w:pStyle w:val="Ttulo"/>
+      </w:pPr>
+      <w:hyperlink r:id="R97f035e28bda4418">
+        <w:r>
+          <w:rPr>
+            <w:rStyle w:val="Hipervnculo"/>
+          </w:rPr>
+          <w:t>https://youtu.be/avLxYEunGtg?si=JzFAEU9ZSLIAwqPw</w:t>
+        </w:r>
+      </w:hyperlink>
+      <w:r>
+        <w:rPr/>
+        <w:t xml:space="preserve"> </w:t>
       </w:r>
     </w:p>
     <w:p>
@@ -2625,7 +2643,7 @@
       <w:footerReference w:type="default" r:id="rId10"/>
       <w:headerReference w:type="first" r:id="rId11"/>
       <w:footerReference w:type="first" r:id="rId12"/>
-      <w:pgSz w:w="11906" w:h="16838"/>
+      <w:pgSz w:w="11906" w:h="16838" w:orient="portrait"/>
       <w:pgMar w:top="1440" w:right="1440" w:bottom="1440" w:left="1440" w:header="708" w:footer="708" w:gutter="0"/>
       <w:cols w:space="708"/>
       <w:docGrid w:linePitch="360"/>
@@ -2834,7 +2852,7 @@
   <w:docDefaults>
     <w:rPrDefault>
       <w:rPr>
-        <w:rFonts w:ascii="Times New Roman" w:eastAsia="Times New Roman" w:hAnsi="Times New Roman" w:cs="Times New Roman"/>
+        <w:rFonts w:ascii="Times New Roman" w:hAnsi="Times New Roman" w:eastAsia="Times New Roman" w:cs="Times New Roman"/>
         <w:lang w:val="es-CO" w:eastAsia="es-MX" w:bidi="ar-SA"/>
       </w:rPr>
     </w:rPrDefault>
@@ -2843,14 +2861,14 @@
   <w:latentStyles w:defLockedState="0" w:defUIPriority="99" w:defSemiHidden="0" w:defUnhideWhenUsed="0" w:defQFormat="0" w:count="376">
     <w:lsdException w:name="Normal" w:uiPriority="0" w:qFormat="1"/>
     <w:lsdException w:name="heading 1" w:uiPriority="9" w:qFormat="1"/>
-    <w:lsdException w:name="heading 2" w:semiHidden="1" w:uiPriority="9" w:unhideWhenUsed="1" w:qFormat="1"/>
-    <w:lsdException w:name="heading 3" w:semiHidden="1" w:uiPriority="9" w:unhideWhenUsed="1" w:qFormat="1"/>
-    <w:lsdException w:name="heading 4" w:semiHidden="1" w:uiPriority="9" w:unhideWhenUsed="1" w:qFormat="1"/>
-    <w:lsdException w:name="heading 5" w:semiHidden="1" w:uiPriority="9" w:unhideWhenUsed="1" w:qFormat="1"/>
-    <w:lsdException w:name="heading 6" w:semiHidden="1" w:uiPriority="9" w:unhideWhenUsed="1" w:qFormat="1"/>
-    <w:lsdException w:name="heading 7" w:semiHidden="1" w:uiPriority="9" w:unhideWhenUsed="1" w:qFormat="1"/>
-    <w:lsdException w:name="heading 8" w:semiHidden="1" w:uiPriority="9" w:unhideWhenUsed="1" w:qFormat="1"/>
-    <w:lsdException w:name="heading 9" w:semiHidden="1" w:uiPriority="9" w:unhideWhenUsed="1" w:qFormat="1"/>
+    <w:lsdException w:name="heading 2" w:uiPriority="9" w:semiHidden="1" w:unhideWhenUsed="1" w:qFormat="1"/>
+    <w:lsdException w:name="heading 3" w:uiPriority="9" w:semiHidden="1" w:unhideWhenUsed="1" w:qFormat="1"/>
+    <w:lsdException w:name="heading 4" w:uiPriority="9" w:semiHidden="1" w:unhideWhenUsed="1" w:qFormat="1"/>
+    <w:lsdException w:name="heading 5" w:uiPriority="9" w:semiHidden="1" w:unhideWhenUsed="1" w:qFormat="1"/>
+    <w:lsdException w:name="heading 6" w:uiPriority="9" w:semiHidden="1" w:unhideWhenUsed="1" w:qFormat="1"/>
+    <w:lsdException w:name="heading 7" w:uiPriority="9" w:semiHidden="1" w:unhideWhenUsed="1" w:qFormat="1"/>
+    <w:lsdException w:name="heading 8" w:uiPriority="9" w:semiHidden="1" w:unhideWhenUsed="1" w:qFormat="1"/>
+    <w:lsdException w:name="heading 9" w:uiPriority="9" w:semiHidden="1" w:unhideWhenUsed="1" w:qFormat="1"/>
     <w:lsdException w:name="index 1" w:semiHidden="1" w:unhideWhenUsed="1"/>
     <w:lsdException w:name="index 2" w:semiHidden="1" w:unhideWhenUsed="1"/>
     <w:lsdException w:name="index 3" w:semiHidden="1" w:unhideWhenUsed="1"/>
@@ -2860,22 +2878,22 @@
     <w:lsdException w:name="index 7" w:semiHidden="1" w:unhideWhenUsed="1"/>
     <w:lsdException w:name="index 8" w:semiHidden="1" w:unhideWhenUsed="1"/>
     <w:lsdException w:name="index 9" w:semiHidden="1" w:unhideWhenUsed="1"/>
-    <w:lsdException w:name="toc 1" w:semiHidden="1" w:uiPriority="39" w:unhideWhenUsed="1"/>
-    <w:lsdException w:name="toc 2" w:semiHidden="1" w:uiPriority="39" w:unhideWhenUsed="1"/>
-    <w:lsdException w:name="toc 3" w:semiHidden="1" w:uiPriority="39" w:unhideWhenUsed="1"/>
-    <w:lsdException w:name="toc 4" w:semiHidden="1" w:uiPriority="39" w:unhideWhenUsed="1"/>
-    <w:lsdException w:name="toc 5" w:semiHidden="1" w:uiPriority="39" w:unhideWhenUsed="1"/>
-    <w:lsdException w:name="toc 6" w:semiHidden="1" w:uiPriority="39" w:unhideWhenUsed="1"/>
-    <w:lsdException w:name="toc 7" w:semiHidden="1" w:uiPriority="39" w:unhideWhenUsed="1"/>
-    <w:lsdException w:name="toc 8" w:semiHidden="1" w:uiPriority="39" w:unhideWhenUsed="1"/>
-    <w:lsdException w:name="toc 9" w:semiHidden="1" w:uiPriority="39" w:unhideWhenUsed="1"/>
+    <w:lsdException w:name="toc 1" w:uiPriority="39" w:semiHidden="1" w:unhideWhenUsed="1"/>
+    <w:lsdException w:name="toc 2" w:uiPriority="39" w:semiHidden="1" w:unhideWhenUsed="1"/>
+    <w:lsdException w:name="toc 3" w:uiPriority="39" w:semiHidden="1" w:unhideWhenUsed="1"/>
+    <w:lsdException w:name="toc 4" w:uiPriority="39" w:semiHidden="1" w:unhideWhenUsed="1"/>
+    <w:lsdException w:name="toc 5" w:uiPriority="39" w:semiHidden="1" w:unhideWhenUsed="1"/>
+    <w:lsdException w:name="toc 6" w:uiPriority="39" w:semiHidden="1" w:unhideWhenUsed="1"/>
+    <w:lsdException w:name="toc 7" w:uiPriority="39" w:semiHidden="1" w:unhideWhenUsed="1"/>
+    <w:lsdException w:name="toc 8" w:uiPriority="39" w:semiHidden="1" w:unhideWhenUsed="1"/>
+    <w:lsdException w:name="toc 9" w:uiPriority="39" w:semiHidden="1" w:unhideWhenUsed="1"/>
     <w:lsdException w:name="Normal Indent" w:semiHidden="1" w:unhideWhenUsed="1"/>
     <w:lsdException w:name="footnote text" w:semiHidden="1" w:unhideWhenUsed="1"/>
     <w:lsdException w:name="annotation text" w:semiHidden="1" w:unhideWhenUsed="1"/>
     <w:lsdException w:name="header" w:semiHidden="1" w:unhideWhenUsed="1"/>
     <w:lsdException w:name="footer" w:semiHidden="1" w:unhideWhenUsed="1"/>
     <w:lsdException w:name="index heading" w:semiHidden="1" w:unhideWhenUsed="1"/>
-    <w:lsdException w:name="caption" w:semiHidden="1" w:uiPriority="35" w:unhideWhenUsed="1" w:qFormat="1"/>
+    <w:lsdException w:name="caption" w:uiPriority="35" w:semiHidden="1" w:unhideWhenUsed="1" w:qFormat="1"/>
     <w:lsdException w:name="table of figures" w:semiHidden="1" w:unhideWhenUsed="1"/>
     <w:lsdException w:name="envelope address" w:semiHidden="1" w:unhideWhenUsed="1"/>
     <w:lsdException w:name="envelope return" w:semiHidden="1" w:unhideWhenUsed="1"/>
@@ -2906,7 +2924,7 @@
     <w:lsdException w:name="Title" w:uiPriority="10" w:qFormat="1"/>
     <w:lsdException w:name="Closing" w:semiHidden="1" w:unhideWhenUsed="1"/>
     <w:lsdException w:name="Signature" w:semiHidden="1" w:unhideWhenUsed="1"/>
-    <w:lsdException w:name="Default Paragraph Font" w:semiHidden="1" w:uiPriority="1" w:unhideWhenUsed="1"/>
+    <w:lsdException w:name="Default Paragraph Font" w:uiPriority="1" w:semiHidden="1" w:unhideWhenUsed="1"/>
     <w:lsdException w:name="Body Text" w:semiHidden="1" w:unhideWhenUsed="1"/>
     <w:lsdException w:name="Body Text Indent" w:semiHidden="1" w:unhideWhenUsed="1"/>
     <w:lsdException w:name="List Continue" w:semiHidden="1" w:unhideWhenUsed="1"/>
@@ -3106,8 +3124,8 @@
     <w:lsdException w:name="Subtle Reference" w:uiPriority="31" w:qFormat="1"/>
     <w:lsdException w:name="Intense Reference" w:uiPriority="32" w:qFormat="1"/>
     <w:lsdException w:name="Book Title" w:uiPriority="33" w:qFormat="1"/>
-    <w:lsdException w:name="Bibliography" w:semiHidden="1" w:uiPriority="37" w:unhideWhenUsed="1"/>
-    <w:lsdException w:name="TOC Heading" w:semiHidden="1" w:uiPriority="39" w:unhideWhenUsed="1" w:qFormat="1"/>
+    <w:lsdException w:name="Bibliography" w:uiPriority="37" w:semiHidden="1" w:unhideWhenUsed="1"/>
+    <w:lsdException w:name="TOC Heading" w:uiPriority="39" w:semiHidden="1" w:unhideWhenUsed="1" w:qFormat="1"/>
     <w:lsdException w:name="Plain Table 1" w:uiPriority="41"/>
     <w:lsdException w:name="Plain Table 2" w:uiPriority="42"/>
     <w:lsdException w:name="Plain Table 3" w:uiPriority="43"/>
@@ -3218,7 +3236,7 @@
     <w:lsdException w:name="Unresolved Mention" w:semiHidden="1" w:unhideWhenUsed="1"/>
     <w:lsdException w:name="Smart Link" w:semiHidden="1" w:unhideWhenUsed="1"/>
   </w:latentStyles>
-  <w:style w:type="paragraph" w:default="1" w:styleId="Normal">
+  <w:style w:type="paragraph" w:styleId="Normal" w:default="1">
     <w:name w:val="Normal"/>
     <w:qFormat/>
   </w:style>
@@ -3308,13 +3326,13 @@
       <w:color w:val="1F4D78"/>
     </w:rPr>
   </w:style>
-  <w:style w:type="character" w:default="1" w:styleId="Fuentedeprrafopredeter">
+  <w:style w:type="character" w:styleId="Fuentedeprrafopredeter" w:default="1">
     <w:name w:val="Default Paragraph Font"/>
     <w:uiPriority w:val="1"/>
     <w:semiHidden/>
     <w:unhideWhenUsed/>
   </w:style>
-  <w:style w:type="table" w:default="1" w:styleId="Tablanormal">
+  <w:style w:type="table" w:styleId="Tablanormal" w:default="1">
     <w:name w:val="Normal Table"/>
     <w:uiPriority w:val="99"/>
     <w:semiHidden/>
@@ -3329,7 +3347,7 @@
       </w:tblCellMar>
     </w:tblPr>
   </w:style>
-  <w:style w:type="numbering" w:default="1" w:styleId="Sinlista">
+  <w:style w:type="numbering" w:styleId="Sinlista" w:default="1">
     <w:name w:val="No List"/>
     <w:uiPriority w:val="99"/>
     <w:semiHidden/>
@@ -3349,7 +3367,7 @@
       <w:szCs w:val="56"/>
     </w:rPr>
   </w:style>
-  <w:style w:type="paragraph" w:customStyle="1" w:styleId="Textoennegrita1">
+  <w:style w:type="paragraph" w:styleId="Textoennegrita1" w:customStyle="1">
     <w:name w:val="Texto en negrita1"/>
     <w:qFormat/>
     <w:rPr>
@@ -3386,7 +3404,7 @@
     <w:semiHidden/>
     <w:unhideWhenUsed/>
   </w:style>
-  <w:style w:type="character" w:customStyle="1" w:styleId="TextonotapieCar">
+  <w:style w:type="character" w:styleId="TextonotapieCar" w:customStyle="1">
     <w:name w:val="Texto nota pie Car"/>
     <w:link w:val="Textonotapie"/>
     <w:uiPriority w:val="99"/>
@@ -3397,7 +3415,7 @@
       <w:szCs w:val="20"/>
     </w:rPr>
   </w:style>
-  <w:style w:type="paragraph" w:customStyle="1" w:styleId="Script">
+  <w:style w:type="paragraph" w:styleId="Script" w:customStyle="1">
     <w:name w:val="Script"/>
     <w:pPr>
       <w:spacing w:after="360"/>
@@ -3421,7 +3439,7 @@
       </w:tabs>
     </w:pPr>
   </w:style>
-  <w:style w:type="character" w:customStyle="1" w:styleId="EncabezadoCar">
+  <w:style w:type="character" w:styleId="EncabezadoCar" w:customStyle="1">
     <w:name w:val="Encabezado Car"/>
     <w:basedOn w:val="Fuentedeprrafopredeter"/>
     <w:link w:val="Encabezado"/>
@@ -3442,7 +3460,7 @@
       </w:tabs>
     </w:pPr>
   </w:style>
-  <w:style w:type="character" w:customStyle="1" w:styleId="PiedepginaCar">
+  <w:style w:type="character" w:styleId="PiedepginaCar" w:customStyle="1">
     <w:name w:val="Pie de página Car"/>
     <w:basedOn w:val="Fuentedeprrafopredeter"/>
     <w:link w:val="Piedepgina"/>
@@ -3453,7 +3471,7 @@
 </file>
 
 <file path=word/theme/theme1.xml><?xml version="1.0" encoding="utf-8"?>
-<a:theme xmlns:a="http://schemas.openxmlformats.org/drawingml/2006/main" name="Tema de Office">
+<a:theme xmlns:a="http://schemas.openxmlformats.org/drawingml/2006/main" xmlns:thm15="http://schemas.microsoft.com/office/thememl/2012/main" name="Tema de Office">
   <a:themeElements>
     <a:clrScheme name="Office">
       <a:dk1>
@@ -3768,8 +3786,8 @@
 </file>
 
 <file path=customXml/item1.xml><?xml version="1.0" encoding="utf-8"?>
-<ct:contentTypeSchema xmlns:ct="http://schemas.microsoft.com/office/2006/metadata/contentType" xmlns:ma="http://schemas.microsoft.com/office/2006/metadata/properties/metaAttributes" ct:_="" ma:_="" ma:contentTypeName="Document" ma:contentTypeID="0x0101009FA1A6C12D5787448B6C6587D08F2965" ma:contentTypeVersion="16" ma:contentTypeDescription="Create a new document." ma:contentTypeScope="" ma:versionID="f761e0c469cfbaff44f5778f0037afbe">
-  <xsd:schema xmlns:xsd="http://www.w3.org/2001/XMLSchema" xmlns:xs="http://www.w3.org/2001/XMLSchema" xmlns:p="http://schemas.microsoft.com/office/2006/metadata/properties" xmlns:ns2="3352e729-ef3a-4ad2-a915-07867a2cbda9" xmlns:ns3="afa60c69-e8fd-4ab1-8c56-0fe28cc4c33c" targetNamespace="http://schemas.microsoft.com/office/2006/metadata/properties" ma:root="true" ma:fieldsID="4112f99f01cfafd8b48e38df3bf566de" ns2:_="" ns3:_="">
+<ct:contentTypeSchema xmlns:ct="http://schemas.microsoft.com/office/2006/metadata/contentType" xmlns:ma="http://schemas.microsoft.com/office/2006/metadata/properties/metaAttributes" ct:_="" ma:_="" ma:contentTypeName="Document" ma:contentTypeID="0x0101009FA1A6C12D5787448B6C6587D08F2965" ma:contentTypeVersion="17" ma:contentTypeDescription="Create a new document." ma:contentTypeScope="" ma:versionID="f24f86ada7cafa22c6ab13bdb6555528">
+  <xsd:schema xmlns:xsd="http://www.w3.org/2001/XMLSchema" xmlns:xs="http://www.w3.org/2001/XMLSchema" xmlns:p="http://schemas.microsoft.com/office/2006/metadata/properties" xmlns:ns2="3352e729-ef3a-4ad2-a915-07867a2cbda9" xmlns:ns3="afa60c69-e8fd-4ab1-8c56-0fe28cc4c33c" targetNamespace="http://schemas.microsoft.com/office/2006/metadata/properties" ma:root="true" ma:fieldsID="7c8705d240f78acc5ebc3285b88b00f2" ns2:_="" ns3:_="">
     <xsd:import namespace="3352e729-ef3a-4ad2-a915-07867a2cbda9"/>
     <xsd:import namespace="afa60c69-e8fd-4ab1-8c56-0fe28cc4c33c"/>
     <xsd:element name="properties">
@@ -3793,6 +3811,7 @@
                 <xsd:element ref="ns3:MediaServiceLocation" minOccurs="0"/>
                 <xsd:element ref="ns3:Ready" minOccurs="0"/>
                 <xsd:element ref="ns3:MediaServiceSearchProperties" minOccurs="0"/>
+                <xsd:element ref="ns3:MediaServiceBillingMetadata" minOccurs="0"/>
               </xsd:all>
             </xsd:complexType>
           </xsd:element>
@@ -3904,6 +3923,11 @@
       </xsd:simpleType>
     </xsd:element>
     <xsd:element name="MediaServiceSearchProperties" ma:index="23" nillable="true" ma:displayName="MediaServiceSearchProperties" ma:hidden="true" ma:internalName="MediaServiceSearchProperties" ma:readOnly="true">
+      <xsd:simpleType>
+        <xsd:restriction base="dms:Note"/>
+      </xsd:simpleType>
+    </xsd:element>
+    <xsd:element name="MediaServiceBillingMetadata" ma:index="24" nillable="true" ma:displayName="MediaServiceBillingMetadata" ma:hidden="true" ma:internalName="MediaServiceBillingMetadata" ma:readOnly="true">
       <xsd:simpleType>
         <xsd:restriction base="dms:Note"/>
       </xsd:simpleType>
@@ -4030,7 +4054,7 @@
 </file>
 
 <file path=customXml/itemProps1.xml><?xml version="1.0" encoding="utf-8"?>
-<ds:datastoreItem xmlns:ds="http://schemas.openxmlformats.org/officeDocument/2006/customXml" ds:itemID="{1BE4AB0A-0033-4EBE-9AA3-A6E8F2BE9589}"/>
+<ds:datastoreItem xmlns:ds="http://schemas.openxmlformats.org/officeDocument/2006/customXml" ds:itemID="{12DC1748-6BC4-4960-8F16-F97876DAC6A6}"/>
 </file>
 
 <file path=customXml/itemProps2.xml><?xml version="1.0" encoding="utf-8"?>
